--- a/Naylor_Model_v12_Report.docx
+++ b/Naylor_Model_v12_Report.docx
@@ -273,7 +273,7 @@
                 <w:b w:val="0"/>
                 <w:sz w:val="17"/>
               </w:rPr>
-              <w:t>0.7407</w:t>
+              <w:t>0.7388</w:t>
             </w:r>
           </w:p>
         </w:tc>
@@ -291,7 +291,7 @@
                 <w:b w:val="0"/>
                 <w:sz w:val="17"/>
               </w:rPr>
-              <w:t>0.9260</w:t>
+              <w:t>0.9252</w:t>
             </w:r>
           </w:p>
         </w:tc>
@@ -309,7 +309,7 @@
                 <w:b w:val="0"/>
                 <w:sz w:val="17"/>
               </w:rPr>
-              <w:t>0.1375</w:t>
+              <w:t>0.1374</w:t>
             </w:r>
           </w:p>
         </w:tc>
@@ -347,7 +347,7 @@
                 <w:b w:val="0"/>
                 <w:sz w:val="17"/>
               </w:rPr>
-              <w:t>0.7521</w:t>
+              <w:t>0.7517</w:t>
             </w:r>
           </w:p>
         </w:tc>
@@ -365,7 +365,7 @@
                 <w:b w:val="0"/>
                 <w:sz w:val="17"/>
               </w:rPr>
-              <w:t>0.9296</w:t>
+              <w:t>0.9297</w:t>
             </w:r>
           </w:p>
         </w:tc>
@@ -383,7 +383,7 @@
                 <w:b w:val="0"/>
                 <w:sz w:val="17"/>
               </w:rPr>
-              <w:t>0.1359</w:t>
+              <w:t>0.1356</w:t>
             </w:r>
           </w:p>
         </w:tc>
@@ -421,7 +421,7 @@
                 <w:b w:val="0"/>
                 <w:sz w:val="17"/>
               </w:rPr>
-              <w:t>0.7724</w:t>
+              <w:t>0.7716</w:t>
             </w:r>
           </w:p>
         </w:tc>
@@ -439,7 +439,7 @@
                 <w:b w:val="0"/>
                 <w:sz w:val="17"/>
               </w:rPr>
-              <w:t>0.9354</w:t>
+              <w:t>0.9355</w:t>
             </w:r>
           </w:p>
         </w:tc>
@@ -457,7 +457,7 @@
                 <w:b w:val="0"/>
                 <w:sz w:val="17"/>
               </w:rPr>
-              <w:t>0.1320</w:t>
+              <w:t>0.1318</w:t>
             </w:r>
           </w:p>
         </w:tc>
@@ -495,7 +495,7 @@
                 <w:b w:val="0"/>
                 <w:sz w:val="17"/>
               </w:rPr>
-              <w:t>0.7726</w:t>
+              <w:t>0.7733</w:t>
             </w:r>
           </w:p>
         </w:tc>
@@ -513,7 +513,7 @@
                 <w:b w:val="0"/>
                 <w:sz w:val="17"/>
               </w:rPr>
-              <w:t>0.9354</w:t>
+              <w:t>0.9361</w:t>
             </w:r>
           </w:p>
         </w:tc>
@@ -531,7 +531,7 @@
                 <w:b w:val="0"/>
                 <w:sz w:val="17"/>
               </w:rPr>
-              <w:t>0.1320</w:t>
+              <w:t>0.1315</w:t>
             </w:r>
           </w:p>
         </w:tc>
@@ -569,7 +569,7 @@
                 <w:b w:val="0"/>
                 <w:sz w:val="17"/>
               </w:rPr>
-              <w:t>0.7840</w:t>
+              <w:t>0.7856</w:t>
             </w:r>
           </w:p>
         </w:tc>
@@ -587,7 +587,7 @@
                 <w:b w:val="0"/>
                 <w:sz w:val="17"/>
               </w:rPr>
-              <w:t>0.9391</w:t>
+              <w:t>0.9399</w:t>
             </w:r>
           </w:p>
         </w:tc>
@@ -605,7 +605,7 @@
                 <w:b w:val="0"/>
                 <w:sz w:val="17"/>
               </w:rPr>
-              <w:t>0.1296</w:t>
+              <w:t>0.1292</w:t>
             </w:r>
           </w:p>
         </w:tc>
@@ -645,7 +645,7 @@
                 <w:b/>
                 <w:sz w:val="17"/>
               </w:rPr>
-              <w:t>0.7829</w:t>
+              <w:t>0.7832</w:t>
             </w:r>
           </w:p>
         </w:tc>
@@ -664,7 +664,7 @@
                 <w:b/>
                 <w:sz w:val="17"/>
               </w:rPr>
-              <w:t>0.9388</w:t>
+              <w:t>0.9389</w:t>
             </w:r>
           </w:p>
         </w:tc>
@@ -683,7 +683,7 @@
                 <w:b/>
                 <w:sz w:val="17"/>
               </w:rPr>
-              <w:t>0.1298</w:t>
+              <w:t>0.1294</w:t>
             </w:r>
           </w:p>
         </w:tc>
@@ -889,7 +889,7 @@
                 <w:b w:val="0"/>
                 <w:sz w:val="17"/>
               </w:rPr>
-              <w:t>0.7829</w:t>
+              <w:t>0.7832</w:t>
             </w:r>
           </w:p>
         </w:tc>
@@ -907,7 +907,7 @@
                 <w:b w:val="0"/>
                 <w:sz w:val="17"/>
               </w:rPr>
-              <w:t>0.9388</w:t>
+              <w:t>0.9389</w:t>
             </w:r>
           </w:p>
         </w:tc>
@@ -925,7 +925,7 @@
                 <w:b w:val="0"/>
                 <w:sz w:val="17"/>
               </w:rPr>
-              <w:t>0.1298</w:t>
+              <w:t>0.1294</w:t>
             </w:r>
           </w:p>
         </w:tc>
@@ -943,7 +943,7 @@
                 <w:b w:val="0"/>
                 <w:sz w:val="17"/>
               </w:rPr>
-              <w:t>10,366</w:t>
+              <w:t>11,140</w:t>
             </w:r>
           </w:p>
         </w:tc>
@@ -981,7 +981,7 @@
                 <w:b w:val="0"/>
                 <w:sz w:val="17"/>
               </w:rPr>
-              <w:t>0.7833</w:t>
+              <w:t>0.7823</w:t>
             </w:r>
           </w:p>
         </w:tc>
@@ -999,7 +999,7 @@
                 <w:b w:val="0"/>
                 <w:sz w:val="17"/>
               </w:rPr>
-              <w:t>0.9387</w:t>
+              <w:t>0.9382</w:t>
             </w:r>
           </w:p>
         </w:tc>
@@ -1017,7 +1017,7 @@
                 <w:b w:val="0"/>
                 <w:sz w:val="17"/>
               </w:rPr>
-              <w:t>0.1299</w:t>
+              <w:t>0.1296</w:t>
             </w:r>
           </w:p>
         </w:tc>
@@ -1035,7 +1035,7 @@
                 <w:b w:val="0"/>
                 <w:sz w:val="17"/>
               </w:rPr>
-              <w:t>10,366</w:t>
+              <w:t>11,140</w:t>
             </w:r>
           </w:p>
         </w:tc>
@@ -1075,7 +1075,7 @@
                 <w:b/>
                 <w:sz w:val="17"/>
               </w:rPr>
-              <w:t>0.7704</w:t>
+              <w:t>0.7676</w:t>
             </w:r>
           </w:p>
         </w:tc>
@@ -1094,7 +1094,7 @@
                 <w:b/>
                 <w:sz w:val="17"/>
               </w:rPr>
-              <w:t>0.9314</w:t>
+              <w:t>0.9310</w:t>
             </w:r>
           </w:p>
         </w:tc>
@@ -1113,7 +1113,7 @@
                 <w:b/>
                 <w:sz w:val="17"/>
               </w:rPr>
-              <w:t>0.1372</w:t>
+              <w:t>0.1375</w:t>
             </w:r>
           </w:p>
         </w:tc>
@@ -1132,7 +1132,7 @@
                 <w:b/>
                 <w:sz w:val="17"/>
               </w:rPr>
-              <w:t>7,301</w:t>
+              <w:t>8,075</w:t>
             </w:r>
           </w:p>
         </w:tc>
@@ -1174,7 +1174,7 @@
         <w:rPr>
           <w:sz w:val="20"/>
         </w:rPr>
-        <w:t>In-distribution the model is well calibrated (max gap 0.045). The forward split drifts more (max 0.091) — but the cause is external, not over-confidence: the league is getting harder to steal in.</w:t>
+        <w:t>In-distribution the model is well calibrated (max gap 0.041). The forward split drifts more (max 0.097) — but the cause is external, not over-confidence: the league is getting harder to steal in.</w:t>
       </w:r>
     </w:p>
     <w:p>
